--- a/word/表43  ECMO 患者转运流程：院内转运（1）.docx
+++ b/word/表43  ECMO 患者转运流程：院内转运（1）.docx
@@ -4,6 +4,8 @@
   <w:body>
     <w:p>
       <w:pPr>
+        <w:snapToGrid w:val="0"/>
+        <w:spacing w:after="0" w:line="240" w:lineRule="auto"/>
         <w:jc w:val="center"/>
         <w:rPr>
           <w:rFonts w:ascii="Times New Roman Regular" w:hAnsi="Times New Roman Regular" w:cs="Times New Roman Regular"/>
@@ -87,6 +89,11 @@
       <w:tblPr>
         <w:tblStyle w:val="ab"/>
         <w:tblW w:w="0" w:type="auto"/>
+        <w:tblLayout w:type="fixed"/>
+        <w:tblCellMar>
+          <w:left w:w="20" w:type="dxa"/>
+          <w:right w:w="20" w:type="dxa"/>
+        </w:tblCellMar>
         <w:tblLook w:val="04A0" w:firstRow="1" w:lastRow="0" w:firstColumn="1" w:lastColumn="0" w:noHBand="0" w:noVBand="1"/>
       </w:tblPr>
       <w:tblGrid>
@@ -106,6 +113,7 @@
           </w:tcPr>
           <w:p>
             <w:pPr>
+              <w:snapToGrid w:val="0"/>
               <w:spacing w:after="0" w:line="240" w:lineRule="auto"/>
               <w:rPr>
                 <w:rFonts w:ascii="Times New Roman Regular" w:hAnsi="Times New Roman Regular" w:cs="Times New Roman Regular"/>
@@ -125,9 +133,6 @@
         </w:tc>
       </w:tr>
       <w:tr>
-        <w:trPr>
-          <w:trHeight w:val="69"/>
-        </w:trPr>
         <w:tc>
           <w:tcPr>
             <w:tcW w:w="2122" w:type="dxa"/>
@@ -135,6 +140,7 @@
           </w:tcPr>
           <w:p>
             <w:pPr>
+              <w:snapToGrid w:val="0"/>
               <w:spacing w:after="0" w:line="240" w:lineRule="auto"/>
               <w:jc w:val="center"/>
               <w:rPr>
@@ -163,6 +169,7 @@
           </w:tcPr>
           <w:p>
             <w:pPr>
+              <w:snapToGrid w:val="0"/>
               <w:spacing w:after="0" w:line="240" w:lineRule="auto"/>
               <w:jc w:val="center"/>
               <w:rPr>
@@ -190,6 +197,7 @@
           </w:tcPr>
           <w:p>
             <w:pPr>
+              <w:snapToGrid w:val="0"/>
               <w:spacing w:after="0" w:line="240" w:lineRule="auto"/>
               <w:jc w:val="center"/>
               <w:rPr>
@@ -217,6 +225,7 @@
           </w:tcPr>
           <w:p>
             <w:pPr>
+              <w:snapToGrid w:val="0"/>
               <w:spacing w:after="0" w:line="240" w:lineRule="auto"/>
               <w:jc w:val="center"/>
               <w:rPr>
@@ -244,6 +253,7 @@
           </w:tcPr>
           <w:p>
             <w:pPr>
+              <w:snapToGrid w:val="0"/>
               <w:spacing w:after="0" w:line="240" w:lineRule="auto"/>
               <w:jc w:val="center"/>
               <w:rPr>
@@ -266,15 +276,13 @@
         </w:tc>
       </w:tr>
       <w:tr>
-        <w:trPr>
-          <w:trHeight w:val="362"/>
-        </w:trPr>
         <w:tc>
           <w:tcPr>
             <w:tcW w:w="2122" w:type="dxa"/>
           </w:tcPr>
           <w:p>
             <w:pPr>
+              <w:snapToGrid w:val="0"/>
               <w:spacing w:after="0" w:line="240" w:lineRule="auto"/>
               <w:rPr>
                 <w:rFonts w:ascii="Times New Roman Regular" w:hAnsi="Times New Roman Regular" w:cs="Times New Roman Regular"/>
@@ -297,6 +305,7 @@
           </w:tcPr>
           <w:p>
             <w:pPr>
+              <w:snapToGrid w:val="0"/>
               <w:spacing w:after="0" w:line="240" w:lineRule="auto"/>
               <w:rPr>
                 <w:rFonts w:ascii="Times New Roman Regular" w:hAnsi="Times New Roman Regular" w:cs="Times New Roman Regular"/>
@@ -348,6 +357,7 @@
           </w:tcPr>
           <w:p>
             <w:pPr>
+              <w:snapToGrid w:val="0"/>
               <w:spacing w:after="0" w:line="240" w:lineRule="auto"/>
               <w:jc w:val="center"/>
               <w:rPr>
@@ -382,6 +392,7 @@
           </w:tcPr>
           <w:p>
             <w:pPr>
+              <w:snapToGrid w:val="0"/>
               <w:spacing w:after="0" w:line="240" w:lineRule="auto"/>
               <w:jc w:val="center"/>
               <w:rPr>
@@ -410,6 +421,7 @@
           </w:tcPr>
           <w:p>
             <w:pPr>
+              <w:snapToGrid w:val="0"/>
               <w:spacing w:after="0" w:line="240" w:lineRule="auto"/>
               <w:jc w:val="center"/>
               <w:rPr>
@@ -428,15 +440,13 @@
         </w:tc>
       </w:tr>
       <w:tr>
-        <w:trPr>
-          <w:trHeight w:val="69"/>
-        </w:trPr>
         <w:tc>
           <w:tcPr>
             <w:tcW w:w="2122" w:type="dxa"/>
           </w:tcPr>
           <w:p>
             <w:pPr>
+              <w:snapToGrid w:val="0"/>
               <w:spacing w:after="0" w:line="240" w:lineRule="auto"/>
               <w:rPr>
                 <w:rFonts w:ascii="Times New Roman Regular" w:hAnsi="Times New Roman Regular" w:cs="Times New Roman Regular"/>
@@ -459,6 +469,7 @@
           </w:tcPr>
           <w:p>
             <w:pPr>
+              <w:snapToGrid w:val="0"/>
               <w:spacing w:after="0" w:line="240" w:lineRule="auto"/>
               <w:rPr>
                 <w:rFonts w:ascii="Times New Roman Regular" w:hAnsi="Times New Roman Regular" w:cs="Times New Roman Regular"/>
@@ -486,6 +497,7 @@
           </w:tcPr>
           <w:p>
             <w:pPr>
+              <w:snapToGrid w:val="0"/>
               <w:spacing w:after="0" w:line="240" w:lineRule="auto"/>
               <w:jc w:val="center"/>
               <w:rPr>
@@ -520,6 +532,7 @@
           </w:tcPr>
           <w:p>
             <w:pPr>
+              <w:snapToGrid w:val="0"/>
               <w:spacing w:after="0" w:line="240" w:lineRule="auto"/>
               <w:jc w:val="center"/>
               <w:rPr>
@@ -548,6 +561,7 @@
           </w:tcPr>
           <w:p>
             <w:pPr>
+              <w:snapToGrid w:val="0"/>
               <w:spacing w:after="0" w:line="240" w:lineRule="auto"/>
               <w:jc w:val="center"/>
               <w:rPr>
@@ -566,15 +580,13 @@
         </w:tc>
       </w:tr>
       <w:tr>
-        <w:trPr>
-          <w:trHeight w:val="69"/>
-        </w:trPr>
         <w:tc>
           <w:tcPr>
             <w:tcW w:w="2122" w:type="dxa"/>
           </w:tcPr>
           <w:p>
             <w:pPr>
+              <w:snapToGrid w:val="0"/>
               <w:spacing w:after="0" w:line="240" w:lineRule="auto"/>
               <w:rPr>
                 <w:rFonts w:ascii="Times New Roman Regular" w:hAnsi="Times New Roman Regular" w:cs="Times New Roman Regular"/>
@@ -609,6 +621,7 @@
           </w:tcPr>
           <w:p>
             <w:pPr>
+              <w:snapToGrid w:val="0"/>
               <w:spacing w:after="0" w:line="240" w:lineRule="auto"/>
               <w:rPr>
                 <w:rFonts w:ascii="Times New Roman Regular" w:hAnsi="Times New Roman Regular" w:cs="Times New Roman Regular"/>
@@ -642,6 +655,7 @@
           </w:tcPr>
           <w:p>
             <w:pPr>
+              <w:snapToGrid w:val="0"/>
               <w:spacing w:after="0" w:line="240" w:lineRule="auto"/>
               <w:jc w:val="center"/>
               <w:rPr>
@@ -664,6 +678,7 @@
           </w:tcPr>
           <w:p>
             <w:pPr>
+              <w:snapToGrid w:val="0"/>
               <w:spacing w:after="0" w:line="240" w:lineRule="auto"/>
               <w:jc w:val="center"/>
               <w:rPr>
@@ -692,6 +707,7 @@
           </w:tcPr>
           <w:p>
             <w:pPr>
+              <w:snapToGrid w:val="0"/>
               <w:spacing w:after="0" w:line="240" w:lineRule="auto"/>
               <w:jc w:val="center"/>
               <w:rPr>
@@ -710,9 +726,6 @@
         </w:tc>
       </w:tr>
       <w:tr>
-        <w:trPr>
-          <w:trHeight w:val="69"/>
-        </w:trPr>
         <w:tc>
           <w:tcPr>
             <w:tcW w:w="10456" w:type="dxa"/>
@@ -722,6 +735,7 @@
           </w:tcPr>
           <w:p>
             <w:pPr>
+              <w:snapToGrid w:val="0"/>
               <w:spacing w:after="0" w:line="240" w:lineRule="auto"/>
               <w:rPr>
                 <w:rFonts w:ascii="Times New Roman Regular" w:hAnsi="Times New Roman Regular" w:cs="Times New Roman Regular"/>
@@ -741,9 +755,6 @@
         </w:tc>
       </w:tr>
       <w:tr>
-        <w:trPr>
-          <w:trHeight w:val="69"/>
-        </w:trPr>
         <w:tc>
           <w:tcPr>
             <w:tcW w:w="10456" w:type="dxa"/>
@@ -753,6 +764,7 @@
           </w:tcPr>
           <w:p>
             <w:pPr>
+              <w:snapToGrid w:val="0"/>
               <w:spacing w:after="0" w:line="240" w:lineRule="auto"/>
               <w:rPr>
                 <w:rFonts w:ascii="Times New Roman Regular" w:hAnsi="Times New Roman Regular" w:cs="Times New Roman Regular"/>
@@ -812,9 +824,6 @@
         </w:tc>
       </w:tr>
       <w:tr>
-        <w:trPr>
-          <w:trHeight w:val="69"/>
-        </w:trPr>
         <w:tc>
           <w:tcPr>
             <w:tcW w:w="2122" w:type="dxa"/>
@@ -822,6 +831,7 @@
           </w:tcPr>
           <w:p>
             <w:pPr>
+              <w:snapToGrid w:val="0"/>
               <w:spacing w:after="0" w:line="240" w:lineRule="auto"/>
               <w:rPr>
                 <w:rFonts w:ascii="Times New Roman Regular" w:hAnsi="Times New Roman Regular" w:cs="Times New Roman Regular"/>
@@ -847,6 +857,7 @@
           </w:tcPr>
           <w:p>
             <w:pPr>
+              <w:snapToGrid w:val="0"/>
               <w:spacing w:after="0" w:line="240" w:lineRule="auto"/>
               <w:rPr>
                 <w:rFonts w:ascii="Times New Roman Regular" w:hAnsi="Times New Roman Regular" w:cs="Times New Roman Regular"/>
@@ -871,6 +882,7 @@
           </w:tcPr>
           <w:p>
             <w:pPr>
+              <w:snapToGrid w:val="0"/>
               <w:spacing w:after="0" w:line="240" w:lineRule="auto"/>
               <w:jc w:val="center"/>
               <w:rPr>
@@ -891,15 +903,13 @@
         </w:tc>
       </w:tr>
       <w:tr>
-        <w:trPr>
-          <w:trHeight w:val="69"/>
-        </w:trPr>
         <w:tc>
           <w:tcPr>
             <w:tcW w:w="2122" w:type="dxa"/>
           </w:tcPr>
           <w:p>
             <w:pPr>
+              <w:snapToGrid w:val="0"/>
               <w:spacing w:after="0" w:line="240" w:lineRule="auto"/>
               <w:rPr>
                 <w:rFonts w:ascii="Times New Roman Regular" w:hAnsi="Times New Roman Regular" w:cs="Times New Roman Regular"/>
@@ -939,6 +949,7 @@
           </w:tcPr>
           <w:p>
             <w:pPr>
+              <w:snapToGrid w:val="0"/>
               <w:spacing w:after="0" w:line="240" w:lineRule="auto"/>
               <w:rPr>
                 <w:rFonts w:ascii="Times New Roman Regular" w:hAnsi="Times New Roman Regular" w:cs="Times New Roman Regular"/>
@@ -989,6 +1000,7 @@
           </w:tcPr>
           <w:p>
             <w:pPr>
+              <w:snapToGrid w:val="0"/>
               <w:spacing w:after="0" w:line="240" w:lineRule="auto"/>
               <w:jc w:val="center"/>
               <w:rPr>
@@ -1005,15 +1017,13 @@
         </w:tc>
       </w:tr>
       <w:tr>
-        <w:trPr>
-          <w:trHeight w:val="69"/>
-        </w:trPr>
         <w:tc>
           <w:tcPr>
             <w:tcW w:w="2122" w:type="dxa"/>
           </w:tcPr>
           <w:p>
             <w:pPr>
+              <w:snapToGrid w:val="0"/>
               <w:spacing w:after="0" w:line="240" w:lineRule="auto"/>
               <w:rPr>
                 <w:rFonts w:ascii="Times New Roman Regular" w:hAnsi="Times New Roman Regular" w:cs="Times New Roman Regular"/>
@@ -1035,6 +1045,7 @@
           </w:tcPr>
           <w:p>
             <w:pPr>
+              <w:snapToGrid w:val="0"/>
               <w:spacing w:after="0" w:line="240" w:lineRule="auto"/>
               <w:rPr>
                 <w:rFonts w:ascii="Times New Roman Regular" w:hAnsi="Times New Roman Regular" w:cs="Times New Roman Regular"/>
@@ -1085,6 +1096,7 @@
           </w:tcPr>
           <w:p>
             <w:pPr>
+              <w:snapToGrid w:val="0"/>
               <w:spacing w:after="0" w:line="240" w:lineRule="auto"/>
               <w:jc w:val="center"/>
               <w:rPr>
@@ -1101,15 +1113,13 @@
         </w:tc>
       </w:tr>
       <w:tr>
-        <w:trPr>
-          <w:trHeight w:val="69"/>
-        </w:trPr>
         <w:tc>
           <w:tcPr>
             <w:tcW w:w="2122" w:type="dxa"/>
           </w:tcPr>
           <w:p>
             <w:pPr>
+              <w:snapToGrid w:val="0"/>
               <w:spacing w:after="0" w:line="240" w:lineRule="auto"/>
               <w:rPr>
                 <w:rFonts w:ascii="Times New Roman Regular" w:hAnsi="Times New Roman Regular" w:cs="Times New Roman Regular"/>
@@ -1130,6 +1140,7 @@
           </w:tcPr>
           <w:p>
             <w:pPr>
+              <w:snapToGrid w:val="0"/>
               <w:spacing w:after="0" w:line="240" w:lineRule="auto"/>
               <w:rPr>
                 <w:rFonts w:ascii="Times New Roman Regular" w:hAnsi="Times New Roman Regular" w:cs="Times New Roman Regular"/>
@@ -1197,6 +1208,7 @@
           </w:tcPr>
           <w:p>
             <w:pPr>
+              <w:snapToGrid w:val="0"/>
               <w:spacing w:after="0" w:line="240" w:lineRule="auto"/>
               <w:jc w:val="center"/>
               <w:rPr>
@@ -1213,9 +1225,6 @@
         </w:tc>
       </w:tr>
       <w:tr>
-        <w:trPr>
-          <w:trHeight w:val="69"/>
-        </w:trPr>
         <w:tc>
           <w:tcPr>
             <w:tcW w:w="10456" w:type="dxa"/>
@@ -1224,6 +1233,7 @@
           </w:tcPr>
           <w:p>
             <w:pPr>
+              <w:snapToGrid w:val="0"/>
               <w:spacing w:after="0" w:line="240" w:lineRule="auto"/>
               <w:rPr>
                 <w:rFonts w:ascii="Times New Roman Regular" w:hAnsi="Times New Roman Regular" w:cs="Times New Roman Regular"/>
@@ -1275,9 +1285,6 @@
         </w:tc>
       </w:tr>
       <w:tr>
-        <w:trPr>
-          <w:trHeight w:val="69"/>
-        </w:trPr>
         <w:tc>
           <w:tcPr>
             <w:tcW w:w="3256" w:type="dxa"/>
@@ -1286,6 +1293,7 @@
           </w:tcPr>
           <w:p>
             <w:pPr>
+              <w:snapToGrid w:val="0"/>
               <w:spacing w:after="0" w:line="240" w:lineRule="auto"/>
               <w:rPr>
                 <w:rFonts w:ascii="Times New Roman Regular" w:hAnsi="Times New Roman Regular" w:cs="Times New Roman Regular"/>
@@ -1311,6 +1319,7 @@
           </w:tcPr>
           <w:p>
             <w:pPr>
+              <w:snapToGrid w:val="0"/>
               <w:spacing w:after="0" w:line="240" w:lineRule="auto"/>
               <w:rPr>
                 <w:rFonts w:ascii="Times New Roman Regular" w:hAnsi="Times New Roman Regular" w:cs="Times New Roman Regular"/>
@@ -1335,6 +1344,7 @@
           </w:tcPr>
           <w:p>
             <w:pPr>
+              <w:snapToGrid w:val="0"/>
               <w:spacing w:after="0" w:line="240" w:lineRule="auto"/>
               <w:jc w:val="center"/>
               <w:rPr>
@@ -1355,9 +1365,6 @@
         </w:tc>
       </w:tr>
       <w:tr>
-        <w:trPr>
-          <w:trHeight w:val="69"/>
-        </w:trPr>
         <w:tc>
           <w:tcPr>
             <w:tcW w:w="3256" w:type="dxa"/>
@@ -1365,6 +1372,7 @@
           </w:tcPr>
           <w:p>
             <w:pPr>
+              <w:snapToGrid w:val="0"/>
               <w:spacing w:after="0" w:line="240" w:lineRule="auto"/>
               <w:rPr>
                 <w:rFonts w:ascii="Times New Roman Regular" w:hAnsi="Times New Roman Regular" w:cs="Times New Roman Regular"/>
@@ -1397,6 +1405,7 @@
           </w:tcPr>
           <w:p>
             <w:pPr>
+              <w:snapToGrid w:val="0"/>
               <w:spacing w:after="0" w:line="240" w:lineRule="auto"/>
               <w:rPr>
                 <w:rFonts w:ascii="Times New Roman Regular" w:hAnsi="Times New Roman Regular" w:cs="Times New Roman Regular"/>
@@ -1416,6 +1425,7 @@
           </w:tcPr>
           <w:p>
             <w:pPr>
+              <w:snapToGrid w:val="0"/>
               <w:spacing w:after="0" w:line="240" w:lineRule="auto"/>
               <w:jc w:val="center"/>
               <w:rPr>
@@ -1432,9 +1442,6 @@
         </w:tc>
       </w:tr>
       <w:tr>
-        <w:trPr>
-          <w:trHeight w:val="69"/>
-        </w:trPr>
         <w:tc>
           <w:tcPr>
             <w:tcW w:w="3256" w:type="dxa"/>
@@ -1442,6 +1449,7 @@
           </w:tcPr>
           <w:p>
             <w:pPr>
+              <w:snapToGrid w:val="0"/>
               <w:spacing w:after="0" w:line="240" w:lineRule="auto"/>
               <w:rPr>
                 <w:rFonts w:ascii="Times New Roman Regular" w:hAnsi="Times New Roman Regular" w:cs="Times New Roman Regular"/>
@@ -1480,6 +1488,7 @@
           </w:tcPr>
           <w:p>
             <w:pPr>
+              <w:snapToGrid w:val="0"/>
               <w:spacing w:after="0" w:line="240" w:lineRule="auto"/>
               <w:rPr>
                 <w:rFonts w:ascii="Times New Roman Regular" w:hAnsi="Times New Roman Regular" w:cs="Times New Roman Regular"/>
@@ -1517,6 +1526,7 @@
           </w:tcPr>
           <w:p>
             <w:pPr>
+              <w:snapToGrid w:val="0"/>
               <w:spacing w:after="0" w:line="240" w:lineRule="auto"/>
               <w:jc w:val="center"/>
               <w:rPr>
@@ -1533,9 +1543,6 @@
         </w:tc>
       </w:tr>
       <w:tr>
-        <w:trPr>
-          <w:trHeight w:val="69"/>
-        </w:trPr>
         <w:tc>
           <w:tcPr>
             <w:tcW w:w="3256" w:type="dxa"/>
@@ -1543,6 +1550,7 @@
           </w:tcPr>
           <w:p>
             <w:pPr>
+              <w:snapToGrid w:val="0"/>
               <w:spacing w:after="0" w:line="240" w:lineRule="auto"/>
               <w:rPr>
                 <w:rFonts w:ascii="Times New Roman Regular" w:hAnsi="Times New Roman Regular" w:cs="Times New Roman Regular"/>
@@ -1569,6 +1577,7 @@
           </w:tcPr>
           <w:p>
             <w:pPr>
+              <w:snapToGrid w:val="0"/>
               <w:spacing w:after="0" w:line="240" w:lineRule="auto"/>
               <w:rPr>
                 <w:rFonts w:ascii="Times New Roman Regular" w:hAnsi="Times New Roman Regular" w:cs="Times New Roman Regular"/>
@@ -1588,6 +1597,7 @@
           </w:tcPr>
           <w:p>
             <w:pPr>
+              <w:snapToGrid w:val="0"/>
               <w:spacing w:after="0" w:line="240" w:lineRule="auto"/>
               <w:jc w:val="center"/>
               <w:rPr>
@@ -1604,9 +1614,6 @@
         </w:tc>
       </w:tr>
       <w:tr>
-        <w:trPr>
-          <w:trHeight w:val="69"/>
-        </w:trPr>
         <w:tc>
           <w:tcPr>
             <w:tcW w:w="3256" w:type="dxa"/>
@@ -1614,6 +1621,7 @@
           </w:tcPr>
           <w:p>
             <w:pPr>
+              <w:snapToGrid w:val="0"/>
               <w:spacing w:after="0" w:line="240" w:lineRule="auto"/>
               <w:rPr>
                 <w:rFonts w:ascii="Times New Roman Regular" w:hAnsi="Times New Roman Regular" w:cs="Times New Roman Regular"/>
@@ -1646,6 +1654,7 @@
           </w:tcPr>
           <w:p>
             <w:pPr>
+              <w:snapToGrid w:val="0"/>
               <w:spacing w:after="0" w:line="240" w:lineRule="auto"/>
               <w:rPr>
                 <w:rFonts w:ascii="Times New Roman Regular" w:hAnsi="Times New Roman Regular" w:cs="Times New Roman Regular"/>
@@ -1665,6 +1674,7 @@
           </w:tcPr>
           <w:p>
             <w:pPr>
+              <w:snapToGrid w:val="0"/>
               <w:spacing w:after="0" w:line="240" w:lineRule="auto"/>
               <w:jc w:val="center"/>
               <w:rPr>
@@ -1681,9 +1691,6 @@
         </w:tc>
       </w:tr>
       <w:tr>
-        <w:trPr>
-          <w:trHeight w:val="69"/>
-        </w:trPr>
         <w:tc>
           <w:tcPr>
             <w:tcW w:w="10456" w:type="dxa"/>
@@ -1692,6 +1699,7 @@
           </w:tcPr>
           <w:p>
             <w:pPr>
+              <w:snapToGrid w:val="0"/>
               <w:spacing w:after="0" w:line="240" w:lineRule="auto"/>
               <w:rPr>
                 <w:rFonts w:ascii="Times New Roman Regular" w:hAnsi="Times New Roman Regular" w:cs="Times New Roman Regular"/>
@@ -1727,9 +1735,6 @@
         </w:tc>
       </w:tr>
       <w:tr>
-        <w:trPr>
-          <w:trHeight w:val="69"/>
-        </w:trPr>
         <w:tc>
           <w:tcPr>
             <w:tcW w:w="10456" w:type="dxa"/>
@@ -1738,6 +1743,7 @@
           </w:tcPr>
           <w:p>
             <w:pPr>
+              <w:snapToGrid w:val="0"/>
               <w:spacing w:after="0" w:line="240" w:lineRule="auto"/>
               <w:rPr>
                 <w:rFonts w:ascii="Times New Roman Regular" w:hAnsi="Times New Roman Regular" w:cs="Times New Roman Regular"/>
@@ -1765,9 +1771,6 @@
         </w:tc>
       </w:tr>
       <w:tr>
-        <w:trPr>
-          <w:trHeight w:val="69"/>
-        </w:trPr>
         <w:tc>
           <w:tcPr>
             <w:tcW w:w="9351" w:type="dxa"/>
@@ -1776,6 +1779,7 @@
           </w:tcPr>
           <w:p>
             <w:pPr>
+              <w:snapToGrid w:val="0"/>
               <w:spacing w:after="0" w:line="240" w:lineRule="auto"/>
               <w:rPr>
                 <w:rFonts w:ascii="Times New Roman Regular" w:hAnsi="Times New Roman Regular" w:cs="Times New Roman Regular"/>
@@ -1800,6 +1804,7 @@
           </w:tcPr>
           <w:p>
             <w:pPr>
+              <w:snapToGrid w:val="0"/>
               <w:spacing w:after="0" w:line="240" w:lineRule="auto"/>
               <w:jc w:val="center"/>
               <w:rPr>
@@ -1820,9 +1825,6 @@
         </w:tc>
       </w:tr>
       <w:tr>
-        <w:trPr>
-          <w:trHeight w:val="69"/>
-        </w:trPr>
         <w:tc>
           <w:tcPr>
             <w:tcW w:w="9351" w:type="dxa"/>
@@ -1830,6 +1832,7 @@
           </w:tcPr>
           <w:p>
             <w:pPr>
+              <w:snapToGrid w:val="0"/>
               <w:spacing w:after="0" w:line="240" w:lineRule="auto"/>
               <w:rPr>
                 <w:rFonts w:ascii="Times New Roman Regular" w:hAnsi="Times New Roman Regular" w:cs="Times New Roman Regular"/>
@@ -1891,6 +1894,7 @@
           </w:tcPr>
           <w:p>
             <w:pPr>
+              <w:snapToGrid w:val="0"/>
               <w:spacing w:after="0" w:line="240" w:lineRule="auto"/>
               <w:jc w:val="center"/>
               <w:rPr>
@@ -1907,9 +1911,6 @@
         </w:tc>
       </w:tr>
       <w:tr>
-        <w:trPr>
-          <w:trHeight w:val="69"/>
-        </w:trPr>
         <w:tc>
           <w:tcPr>
             <w:tcW w:w="9351" w:type="dxa"/>
@@ -1917,6 +1918,7 @@
           </w:tcPr>
           <w:p>
             <w:pPr>
+              <w:snapToGrid w:val="0"/>
               <w:spacing w:after="0" w:line="240" w:lineRule="auto"/>
               <w:rPr>
                 <w:rFonts w:ascii="Times New Roman Regular" w:hAnsi="Times New Roman Regular" w:cs="Times New Roman Regular"/>
@@ -1936,6 +1938,7 @@
           </w:tcPr>
           <w:p>
             <w:pPr>
+              <w:snapToGrid w:val="0"/>
               <w:spacing w:after="0" w:line="240" w:lineRule="auto"/>
               <w:jc w:val="center"/>
               <w:rPr>
@@ -1952,9 +1955,6 @@
         </w:tc>
       </w:tr>
       <w:tr>
-        <w:trPr>
-          <w:trHeight w:val="69"/>
-        </w:trPr>
         <w:tc>
           <w:tcPr>
             <w:tcW w:w="9351" w:type="dxa"/>
@@ -1962,6 +1962,7 @@
           </w:tcPr>
           <w:p>
             <w:pPr>
+              <w:snapToGrid w:val="0"/>
               <w:spacing w:after="0" w:line="240" w:lineRule="auto"/>
               <w:rPr>
                 <w:rFonts w:ascii="Times New Roman Regular" w:hAnsi="Times New Roman Regular" w:cs="Times New Roman Regular"/>
@@ -1993,6 +1994,7 @@
           </w:tcPr>
           <w:p>
             <w:pPr>
+              <w:snapToGrid w:val="0"/>
               <w:spacing w:after="0" w:line="240" w:lineRule="auto"/>
               <w:jc w:val="center"/>
               <w:rPr>
@@ -2009,9 +2011,6 @@
         </w:tc>
       </w:tr>
       <w:tr>
-        <w:trPr>
-          <w:trHeight w:val="69"/>
-        </w:trPr>
         <w:tc>
           <w:tcPr>
             <w:tcW w:w="9351" w:type="dxa"/>
@@ -2019,6 +2018,7 @@
           </w:tcPr>
           <w:p>
             <w:pPr>
+              <w:snapToGrid w:val="0"/>
               <w:spacing w:after="0" w:line="240" w:lineRule="auto"/>
               <w:rPr>
                 <w:rFonts w:ascii="Times New Roman Regular" w:hAnsi="Times New Roman Regular" w:cs="Times New Roman Regular"/>
@@ -2086,6 +2086,7 @@
           </w:tcPr>
           <w:p>
             <w:pPr>
+              <w:snapToGrid w:val="0"/>
               <w:spacing w:after="0" w:line="240" w:lineRule="auto"/>
               <w:jc w:val="center"/>
               <w:rPr>
@@ -2102,9 +2103,6 @@
         </w:tc>
       </w:tr>
       <w:tr>
-        <w:trPr>
-          <w:trHeight w:val="69"/>
-        </w:trPr>
         <w:tc>
           <w:tcPr>
             <w:tcW w:w="9351" w:type="dxa"/>
@@ -2112,6 +2110,7 @@
           </w:tcPr>
           <w:p>
             <w:pPr>
+              <w:snapToGrid w:val="0"/>
               <w:spacing w:after="0" w:line="240" w:lineRule="auto"/>
               <w:rPr>
                 <w:rFonts w:ascii="Times New Roman Regular" w:hAnsi="Times New Roman Regular" w:cs="Times New Roman Regular"/>
@@ -2155,6 +2154,7 @@
           </w:tcPr>
           <w:p>
             <w:pPr>
+              <w:snapToGrid w:val="0"/>
               <w:spacing w:after="0" w:line="240" w:lineRule="auto"/>
               <w:jc w:val="center"/>
               <w:rPr>
@@ -2171,9 +2171,6 @@
         </w:tc>
       </w:tr>
       <w:tr>
-        <w:trPr>
-          <w:trHeight w:val="69"/>
-        </w:trPr>
         <w:tc>
           <w:tcPr>
             <w:tcW w:w="9351" w:type="dxa"/>
@@ -2181,6 +2178,7 @@
           </w:tcPr>
           <w:p>
             <w:pPr>
+              <w:snapToGrid w:val="0"/>
               <w:spacing w:after="0" w:line="240" w:lineRule="auto"/>
               <w:rPr>
                 <w:rFonts w:ascii="Times New Roman Regular" w:hAnsi="Times New Roman Regular" w:cs="Times New Roman Regular"/>
@@ -2218,6 +2216,7 @@
           </w:tcPr>
           <w:p>
             <w:pPr>
+              <w:snapToGrid w:val="0"/>
               <w:spacing w:after="0" w:line="240" w:lineRule="auto"/>
               <w:jc w:val="center"/>
               <w:rPr>
@@ -2234,9 +2233,6 @@
         </w:tc>
       </w:tr>
       <w:tr>
-        <w:trPr>
-          <w:trHeight w:val="69"/>
-        </w:trPr>
         <w:tc>
           <w:tcPr>
             <w:tcW w:w="10456" w:type="dxa"/>
@@ -2245,6 +2241,7 @@
           </w:tcPr>
           <w:p>
             <w:pPr>
+              <w:snapToGrid w:val="0"/>
               <w:spacing w:after="0" w:line="240" w:lineRule="auto"/>
               <w:rPr>
                 <w:rFonts w:ascii="Times New Roman Regular" w:hAnsi="Times New Roman Regular" w:cs="Times New Roman Regular"/>
@@ -2264,9 +2261,6 @@
         </w:tc>
       </w:tr>
       <w:tr>
-        <w:trPr>
-          <w:trHeight w:val="69"/>
-        </w:trPr>
         <w:tc>
           <w:tcPr>
             <w:tcW w:w="9351" w:type="dxa"/>
@@ -2275,6 +2269,7 @@
           </w:tcPr>
           <w:p>
             <w:pPr>
+              <w:snapToGrid w:val="0"/>
               <w:spacing w:after="0" w:line="240" w:lineRule="auto"/>
               <w:rPr>
                 <w:rFonts w:ascii="Times New Roman Regular" w:hAnsi="Times New Roman Regular" w:cs="Times New Roman Regular"/>
@@ -2299,6 +2294,7 @@
           </w:tcPr>
           <w:p>
             <w:pPr>
+              <w:snapToGrid w:val="0"/>
               <w:spacing w:after="0" w:line="240" w:lineRule="auto"/>
               <w:jc w:val="center"/>
               <w:rPr>
@@ -2319,9 +2315,6 @@
         </w:tc>
       </w:tr>
       <w:tr>
-        <w:trPr>
-          <w:trHeight w:val="69"/>
-        </w:trPr>
         <w:tc>
           <w:tcPr>
             <w:tcW w:w="9351" w:type="dxa"/>
@@ -2329,6 +2322,7 @@
           </w:tcPr>
           <w:p>
             <w:pPr>
+              <w:snapToGrid w:val="0"/>
               <w:spacing w:after="0" w:line="240" w:lineRule="auto"/>
               <w:rPr>
                 <w:rFonts w:ascii="Times New Roman Regular" w:hAnsi="Times New Roman Regular" w:cs="Times New Roman Regular"/>
@@ -2390,6 +2384,7 @@
           </w:tcPr>
           <w:p>
             <w:pPr>
+              <w:snapToGrid w:val="0"/>
               <w:spacing w:after="0" w:line="240" w:lineRule="auto"/>
               <w:jc w:val="center"/>
               <w:rPr>
@@ -2406,9 +2401,6 @@
         </w:tc>
       </w:tr>
       <w:tr>
-        <w:trPr>
-          <w:trHeight w:val="69"/>
-        </w:trPr>
         <w:tc>
           <w:tcPr>
             <w:tcW w:w="9351" w:type="dxa"/>
@@ -2416,6 +2408,7 @@
           </w:tcPr>
           <w:p>
             <w:pPr>
+              <w:snapToGrid w:val="0"/>
               <w:spacing w:after="0" w:line="240" w:lineRule="auto"/>
               <w:rPr>
                 <w:rFonts w:ascii="Times New Roman Regular" w:hAnsi="Times New Roman Regular" w:cs="Times New Roman Regular"/>
@@ -2441,6 +2434,7 @@
           </w:tcPr>
           <w:p>
             <w:pPr>
+              <w:snapToGrid w:val="0"/>
               <w:spacing w:after="0" w:line="240" w:lineRule="auto"/>
               <w:jc w:val="center"/>
               <w:rPr>
@@ -2457,9 +2451,6 @@
         </w:tc>
       </w:tr>
       <w:tr>
-        <w:trPr>
-          <w:trHeight w:val="69"/>
-        </w:trPr>
         <w:tc>
           <w:tcPr>
             <w:tcW w:w="9351" w:type="dxa"/>
@@ -2467,6 +2458,7 @@
           </w:tcPr>
           <w:p>
             <w:pPr>
+              <w:snapToGrid w:val="0"/>
               <w:spacing w:after="0" w:line="240" w:lineRule="auto"/>
               <w:rPr>
                 <w:rFonts w:ascii="Times New Roman Regular" w:hAnsi="Times New Roman Regular" w:cs="Times New Roman Regular"/>
@@ -2486,6 +2478,7 @@
           </w:tcPr>
           <w:p>
             <w:pPr>
+              <w:snapToGrid w:val="0"/>
               <w:spacing w:after="0" w:line="240" w:lineRule="auto"/>
               <w:jc w:val="center"/>
               <w:rPr>
@@ -2502,9 +2495,6 @@
         </w:tc>
       </w:tr>
       <w:tr>
-        <w:trPr>
-          <w:trHeight w:val="69"/>
-        </w:trPr>
         <w:tc>
           <w:tcPr>
             <w:tcW w:w="9351" w:type="dxa"/>
@@ -2512,6 +2502,7 @@
           </w:tcPr>
           <w:p>
             <w:pPr>
+              <w:snapToGrid w:val="0"/>
               <w:spacing w:after="0" w:line="240" w:lineRule="auto"/>
               <w:rPr>
                 <w:rFonts w:ascii="Times New Roman Regular" w:hAnsi="Times New Roman Regular" w:cs="Times New Roman Regular"/>
@@ -2591,6 +2582,7 @@
           </w:tcPr>
           <w:p>
             <w:pPr>
+              <w:snapToGrid w:val="0"/>
               <w:spacing w:after="0" w:line="240" w:lineRule="auto"/>
               <w:jc w:val="center"/>
               <w:rPr>
@@ -2607,9 +2599,6 @@
         </w:tc>
       </w:tr>
       <w:tr>
-        <w:trPr>
-          <w:trHeight w:val="69"/>
-        </w:trPr>
         <w:tc>
           <w:tcPr>
             <w:tcW w:w="9351" w:type="dxa"/>
@@ -2617,6 +2606,7 @@
           </w:tcPr>
           <w:p>
             <w:pPr>
+              <w:snapToGrid w:val="0"/>
               <w:spacing w:after="0" w:line="240" w:lineRule="auto"/>
               <w:rPr>
                 <w:rFonts w:ascii="Times New Roman Regular" w:hAnsi="Times New Roman Regular" w:cs="Times New Roman Regular"/>
@@ -2636,6 +2626,7 @@
           </w:tcPr>
           <w:p>
             <w:pPr>
+              <w:snapToGrid w:val="0"/>
               <w:spacing w:after="0" w:line="240" w:lineRule="auto"/>
               <w:jc w:val="center"/>
               <w:rPr>
@@ -2652,9 +2643,6 @@
         </w:tc>
       </w:tr>
       <w:tr>
-        <w:trPr>
-          <w:trHeight w:val="69"/>
-        </w:trPr>
         <w:tc>
           <w:tcPr>
             <w:tcW w:w="9351" w:type="dxa"/>
@@ -2662,6 +2650,7 @@
           </w:tcPr>
           <w:p>
             <w:pPr>
+              <w:snapToGrid w:val="0"/>
               <w:spacing w:after="0" w:line="240" w:lineRule="auto"/>
               <w:rPr>
                 <w:rFonts w:ascii="Times New Roman Regular" w:hAnsi="Times New Roman Regular" w:cs="Times New Roman Regular"/>
@@ -2693,6 +2682,7 @@
           </w:tcPr>
           <w:p>
             <w:pPr>
+              <w:snapToGrid w:val="0"/>
               <w:spacing w:after="0" w:line="240" w:lineRule="auto"/>
               <w:jc w:val="center"/>
               <w:rPr>
@@ -2709,9 +2699,6 @@
         </w:tc>
       </w:tr>
       <w:tr>
-        <w:trPr>
-          <w:trHeight w:val="69"/>
-        </w:trPr>
         <w:tc>
           <w:tcPr>
             <w:tcW w:w="10456" w:type="dxa"/>
@@ -2720,6 +2707,7 @@
           </w:tcPr>
           <w:p>
             <w:pPr>
+              <w:snapToGrid w:val="0"/>
               <w:spacing w:after="0" w:line="240" w:lineRule="auto"/>
               <w:rPr>
                 <w:rFonts w:ascii="Times New Roman Regular" w:hAnsi="Times New Roman Regular" w:cs="Times New Roman Regular"/>
@@ -2739,9 +2727,6 @@
         </w:tc>
       </w:tr>
       <w:tr>
-        <w:trPr>
-          <w:trHeight w:val="69"/>
-        </w:trPr>
         <w:tc>
           <w:tcPr>
             <w:tcW w:w="9351" w:type="dxa"/>
@@ -2750,6 +2735,7 @@
           </w:tcPr>
           <w:p>
             <w:pPr>
+              <w:snapToGrid w:val="0"/>
               <w:spacing w:after="0" w:line="240" w:lineRule="auto"/>
               <w:rPr>
                 <w:rFonts w:ascii="Times New Roman Regular" w:hAnsi="Times New Roman Regular" w:cs="Times New Roman Regular"/>
@@ -2774,6 +2760,7 @@
           </w:tcPr>
           <w:p>
             <w:pPr>
+              <w:snapToGrid w:val="0"/>
               <w:spacing w:after="0" w:line="240" w:lineRule="auto"/>
               <w:jc w:val="center"/>
               <w:rPr>
@@ -2794,9 +2781,6 @@
         </w:tc>
       </w:tr>
       <w:tr>
-        <w:trPr>
-          <w:trHeight w:val="69"/>
-        </w:trPr>
         <w:tc>
           <w:tcPr>
             <w:tcW w:w="9351" w:type="dxa"/>
@@ -2804,6 +2788,7 @@
           </w:tcPr>
           <w:p>
             <w:pPr>
+              <w:snapToGrid w:val="0"/>
               <w:spacing w:after="0" w:line="240" w:lineRule="auto"/>
               <w:rPr>
                 <w:rFonts w:ascii="Times New Roman Regular" w:hAnsi="Times New Roman Regular" w:cs="Times New Roman Regular"/>
@@ -2823,6 +2808,7 @@
           </w:tcPr>
           <w:p>
             <w:pPr>
+              <w:snapToGrid w:val="0"/>
               <w:spacing w:after="0" w:line="240" w:lineRule="auto"/>
               <w:jc w:val="center"/>
               <w:rPr>
@@ -2839,9 +2825,6 @@
         </w:tc>
       </w:tr>
       <w:tr>
-        <w:trPr>
-          <w:trHeight w:val="69"/>
-        </w:trPr>
         <w:tc>
           <w:tcPr>
             <w:tcW w:w="9351" w:type="dxa"/>
@@ -2849,6 +2832,7 @@
           </w:tcPr>
           <w:p>
             <w:pPr>
+              <w:snapToGrid w:val="0"/>
               <w:spacing w:after="0" w:line="240" w:lineRule="auto"/>
               <w:rPr>
                 <w:rFonts w:ascii="Times New Roman Regular" w:hAnsi="Times New Roman Regular" w:cs="Times New Roman Regular"/>
@@ -2868,6 +2852,7 @@
           </w:tcPr>
           <w:p>
             <w:pPr>
+              <w:snapToGrid w:val="0"/>
               <w:spacing w:after="0" w:line="240" w:lineRule="auto"/>
               <w:jc w:val="center"/>
               <w:rPr>
@@ -2884,9 +2869,6 @@
         </w:tc>
       </w:tr>
       <w:tr>
-        <w:trPr>
-          <w:trHeight w:val="69"/>
-        </w:trPr>
         <w:tc>
           <w:tcPr>
             <w:tcW w:w="9351" w:type="dxa"/>
@@ -2894,6 +2876,7 @@
           </w:tcPr>
           <w:p>
             <w:pPr>
+              <w:snapToGrid w:val="0"/>
               <w:spacing w:after="0" w:line="240" w:lineRule="auto"/>
               <w:rPr>
                 <w:rFonts w:ascii="Times New Roman Regular" w:hAnsi="Times New Roman Regular" w:cs="Times New Roman Regular"/>
@@ -2943,6 +2926,7 @@
           </w:tcPr>
           <w:p>
             <w:pPr>
+              <w:snapToGrid w:val="0"/>
               <w:spacing w:after="0" w:line="240" w:lineRule="auto"/>
               <w:jc w:val="center"/>
               <w:rPr>
@@ -2959,9 +2943,6 @@
         </w:tc>
       </w:tr>
       <w:tr>
-        <w:trPr>
-          <w:trHeight w:val="69"/>
-        </w:trPr>
         <w:tc>
           <w:tcPr>
             <w:tcW w:w="9351" w:type="dxa"/>
@@ -2969,6 +2950,7 @@
           </w:tcPr>
           <w:p>
             <w:pPr>
+              <w:snapToGrid w:val="0"/>
               <w:spacing w:after="0" w:line="240" w:lineRule="auto"/>
               <w:rPr>
                 <w:rFonts w:ascii="Times New Roman Regular" w:hAnsi="Times New Roman Regular" w:cs="Times New Roman Regular"/>
@@ -2988,6 +2970,7 @@
           </w:tcPr>
           <w:p>
             <w:pPr>
+              <w:snapToGrid w:val="0"/>
               <w:spacing w:after="0" w:line="240" w:lineRule="auto"/>
               <w:jc w:val="center"/>
               <w:rPr>
@@ -3004,9 +2987,6 @@
         </w:tc>
       </w:tr>
       <w:tr>
-        <w:trPr>
-          <w:trHeight w:val="69"/>
-        </w:trPr>
         <w:tc>
           <w:tcPr>
             <w:tcW w:w="9351" w:type="dxa"/>
@@ -3014,6 +2994,7 @@
           </w:tcPr>
           <w:p>
             <w:pPr>
+              <w:snapToGrid w:val="0"/>
               <w:spacing w:after="0" w:line="240" w:lineRule="auto"/>
               <w:rPr>
                 <w:rFonts w:ascii="Times New Roman Regular" w:hAnsi="Times New Roman Regular" w:cs="Times New Roman Regular"/>
@@ -3033,6 +3014,7 @@
           </w:tcPr>
           <w:p>
             <w:pPr>
+              <w:snapToGrid w:val="0"/>
               <w:spacing w:after="0" w:line="240" w:lineRule="auto"/>
               <w:jc w:val="center"/>
               <w:rPr>
@@ -3049,9 +3031,6 @@
         </w:tc>
       </w:tr>
       <w:tr>
-        <w:trPr>
-          <w:trHeight w:val="69"/>
-        </w:trPr>
         <w:tc>
           <w:tcPr>
             <w:tcW w:w="9351" w:type="dxa"/>
@@ -3059,16 +3038,16 @@
           </w:tcPr>
           <w:p>
             <w:pPr>
-              <w:spacing w:after="0" w:line="240" w:lineRule="auto"/>
-              <w:rPr>
-                <w:rFonts w:ascii="Times New Roman Regular" w:hAnsi="Times New Roman Regular" w:cs="Times New Roman Regular"/>
-              </w:rPr>
-            </w:pPr>
-            <w:r>
-              <w:rPr>
-                <w:rFonts w:ascii="Times New Roman Regular" w:hAnsi="Times New Roman Regular" w:cs="Times New Roman Regular"/>
-              </w:rPr>
-              <w:lastRenderedPageBreak/>
+              <w:snapToGrid w:val="0"/>
+              <w:spacing w:after="0" w:line="240" w:lineRule="auto"/>
+              <w:rPr>
+                <w:rFonts w:ascii="Times New Roman Regular" w:hAnsi="Times New Roman Regular" w:cs="Times New Roman Regular"/>
+              </w:rPr>
+            </w:pPr>
+            <w:r>
+              <w:rPr>
+                <w:rFonts w:ascii="Times New Roman Regular" w:hAnsi="Times New Roman Regular" w:cs="Times New Roman Regular"/>
+              </w:rPr>
               <w:t xml:space="preserve">ACT </w:t>
             </w:r>
             <w:r>
@@ -3085,6 +3064,7 @@
           </w:tcPr>
           <w:p>
             <w:pPr>
+              <w:snapToGrid w:val="0"/>
               <w:spacing w:after="0" w:line="240" w:lineRule="auto"/>
               <w:jc w:val="center"/>
               <w:rPr>
@@ -3101,9 +3081,6 @@
         </w:tc>
       </w:tr>
       <w:tr>
-        <w:trPr>
-          <w:trHeight w:val="69"/>
-        </w:trPr>
         <w:tc>
           <w:tcPr>
             <w:tcW w:w="9351" w:type="dxa"/>
@@ -3111,6 +3088,7 @@
           </w:tcPr>
           <w:p>
             <w:pPr>
+              <w:snapToGrid w:val="0"/>
               <w:spacing w:after="0" w:line="240" w:lineRule="auto"/>
               <w:rPr>
                 <w:rFonts w:ascii="Times New Roman Regular" w:hAnsi="Times New Roman Regular" w:cs="Times New Roman Regular"/>
@@ -3136,6 +3114,7 @@
           </w:tcPr>
           <w:p>
             <w:pPr>
+              <w:snapToGrid w:val="0"/>
               <w:spacing w:after="0" w:line="240" w:lineRule="auto"/>
               <w:jc w:val="center"/>
               <w:rPr>
@@ -3152,9 +3131,6 @@
         </w:tc>
       </w:tr>
       <w:tr>
-        <w:trPr>
-          <w:trHeight w:val="69"/>
-        </w:trPr>
         <w:tc>
           <w:tcPr>
             <w:tcW w:w="9351" w:type="dxa"/>
@@ -3162,6 +3138,7 @@
           </w:tcPr>
           <w:p>
             <w:pPr>
+              <w:snapToGrid w:val="0"/>
               <w:spacing w:after="0" w:line="240" w:lineRule="auto"/>
               <w:rPr>
                 <w:rFonts w:ascii="Times New Roman Regular" w:hAnsi="Times New Roman Regular" w:cs="Times New Roman Regular"/>
@@ -3199,6 +3176,7 @@
           </w:tcPr>
           <w:p>
             <w:pPr>
+              <w:snapToGrid w:val="0"/>
               <w:spacing w:after="0" w:line="240" w:lineRule="auto"/>
               <w:jc w:val="center"/>
               <w:rPr>
@@ -3217,6 +3195,8 @@
     </w:tbl>
     <w:p>
       <w:pPr>
+        <w:snapToGrid w:val="0"/>
+        <w:spacing w:after="0" w:line="240" w:lineRule="auto"/>
         <w:rPr>
           <w:rFonts w:ascii="Times New Roman Regular" w:eastAsia="楷体" w:hAnsi="Times New Roman Regular" w:cs="Times New Roman Regular"/>
           <w:b/>
